--- a/01_AoC_Erste_Aufgabe.docx
+++ b/01_AoC_Erste_Aufgabe.docx
@@ -16,7 +16,7 @@
           <w:sz w:val="16"/>
           <w:szCs w:val="16"/>
         </w:rPr>
-        <w:t xml:space="preserve">MARKTSTAND · CLAUDE CODE · ÜBUNG 1 VON 5</w:t>
+        <w:t xml:space="preserve">MARKTSTAND · AGENTIC ENGINEERING · ÜBUNG 1 VON 5</w:t>
       </w:r>
     </w:p>
     <w:p>
@@ -323,7 +323,7 @@
           <w:sz w:val="22"/>
           <w:szCs w:val="22"/>
         </w:rPr>
-        <w:t xml:space="preserve">Wechsle die Sprache</w:t>
+        <w:t xml:space="preserve">Mach das Ergebnis sichtbar</w:t>
       </w:r>
     </w:p>
     <w:p>
@@ -337,7 +337,7 @@
           <w:sz w:val="20"/>
           <w:szCs w:val="20"/>
         </w:rPr>
-        <w:t xml:space="preserve">„Schreib das jetzt nochmal in einer anderen Sprache.“ Vergleich, was sich ändert. Lass dir die 3 spannendsten Unterschiede zeigen.</w:t>
+        <w:t xml:space="preserve">„Pro Zeile gibt’s eine zweistellige Zahl. Zeichne ein Balkendiagramm der Werte pro Zeile als PNG und speicher es als `trebuchet.png`. Öffne danach das Bild.“</w:t>
       </w:r>
     </w:p>
     <w:p>
@@ -378,7 +378,7 @@
           <w:sz w:val="20"/>
           <w:szCs w:val="20"/>
         </w:rPr>
-        <w:t xml:space="preserve">„Schreib 3 Unit Tests: die Beispiel-Eingabe muss 142 ergeben, eine Zeile ohne Ziffern gibt 0, eine Zeile mit nur einer Ziffer gibt diese doppelt. Führ die Tests aus.“</w:t>
+        <w:t xml:space="preserve">„Schreib 3 Unit Tests: Beispiel-Eingabe = 142, Zeile ohne Ziffern = 0, Zeile mit einer Ziffer = doppelt diese. Führ die Tests aus.“</w:t>
       </w:r>
     </w:p>
     <w:p>

--- a/01_AoC_Erste_Aufgabe.docx
+++ b/01_AoC_Erste_Aufgabe.docx
@@ -162,6 +162,22 @@
     </w:tbl>
     <w:p>
       <w:pPr>
+        <w:spacing w:after="200" w:before="100"/>
+      </w:pPr>
+      <w:r>
+        <w:rPr>
+          <w:rFonts w:ascii="Arial" w:cs="Arial" w:eastAsia="Arial" w:hAnsi="Arial"/>
+          <w:i/>
+          <w:iCs/>
+          <w:color w:val="555555"/>
+          <w:sz w:val="18"/>
+          <w:szCs w:val="18"/>
+        </w:rPr>
+        <w:t xml:space="preserve">Kurzform: schreib Claude einfach „bitte mache Aufgabe 1“. Dann mit „löse Schritt 1 ... 6 von Aufgabe 1“ durch die Schritte hier unten gehen.</w:t>
+      </w:r>
+    </w:p>
+    <w:p>
+      <w:pPr>
         <w:spacing w:after="80" w:before="240"/>
       </w:pPr>
       <w:r>
